--- a/public/templates/activity-cover-template.docx
+++ b/public/templates/activity-cover-template.docx
@@ -516,7 +516,7 @@
           <w:sz w:val="28"/>
           <w:szCs w:val="28"/>
         </w:rPr>
-        <w:t>【未執行的課務依比例共{{DEMAND}}節，本次輪值安排{{ARRANGED}}節，尚有{{REMAINING}}節】</w:t>
+        <w:t>【未執行的課務共{{DEMAND}}節，本次輪值安排{{ARRANGED}}節，尚有{{REMAINING}}節】</w:t>
       </w:r>
     </w:p>
     <w:p>

--- a/public/templates/activity-cover-template.docx
+++ b/public/templates/activity-cover-template.docx
@@ -516,7 +516,27 @@
           <w:sz w:val="28"/>
           <w:szCs w:val="28"/>
         </w:rPr>
-        <w:t>【未執行的課務共{{DEMAND}}節，本次輪值安排{{ARRANGED}}節，尚有{{REMAINING}}節】</w:t>
+        <w:t>【</w:t>
+      </w:r>
+      <w:r>
+        <w:rPr>
+          <w:rFonts w:ascii="標楷體" w:eastAsia="標楷體" w:hAnsi="標楷體" w:hint="eastAsia"/>
+          <w:b/>
+          <w:bCs/>
+          <w:sz w:val="28"/>
+          <w:szCs w:val="28"/>
+        </w:rPr>
+        <w:t>本學年</w:t>
+      </w:r>
+      <w:r>
+        <w:rPr>
+          <w:rFonts w:ascii="標楷體" w:eastAsia="標楷體" w:hAnsi="標楷體" w:hint="eastAsia"/>
+          <w:b/>
+          <w:bCs/>
+          <w:sz w:val="28"/>
+          <w:szCs w:val="28"/>
+        </w:rPr>
+        <w:t>未執行的課務共{{DEMAND}}節，本次輪值安排{{ARRANGED}}節，尚有{{REMAINING}}節】</w:t>
       </w:r>
     </w:p>
     <w:p>

--- a/public/templates/activity-cover-template.docx
+++ b/public/templates/activity-cover-template.docx
@@ -81,13 +81,13 @@
       <w:tblGrid>
         <w:gridCol w:w="1018"/>
         <w:gridCol w:w="918"/>
-        <w:gridCol w:w="1905"/>
-        <w:gridCol w:w="1795"/>
-        <w:gridCol w:w="1795"/>
-        <w:gridCol w:w="1794"/>
-        <w:gridCol w:w="2070"/>
-        <w:gridCol w:w="2069"/>
-        <w:gridCol w:w="2343"/>
+        <w:gridCol w:w="1967"/>
+        <w:gridCol w:w="1967"/>
+        <w:gridCol w:w="1967"/>
+        <w:gridCol w:w="1968"/>
+        <w:gridCol w:w="1967"/>
+        <w:gridCol w:w="1967"/>
+        <w:gridCol w:w="1968"/>
       </w:tblGrid>
       <w:tr>
         <w:trPr>
@@ -95,7 +95,7 @@
         </w:trPr>
         <w:tc>
           <w:tcPr>
-            <w:tcW w:w="852" w:type="dxa"/>
+            <w:tcW w:w="1018" w:type="dxa"/>
           </w:tcPr>
           <w:p>
             <w:pPr>
@@ -119,7 +119,7 @@
         </w:tc>
         <w:tc>
           <w:tcPr>
-            <w:tcW w:w="708" w:type="dxa"/>
+            <w:tcW w:w="918" w:type="dxa"/>
           </w:tcPr>
           <w:p>
             <w:pPr>
@@ -143,7 +143,7 @@
         </w:tc>
         <w:tc>
           <w:tcPr>
-            <w:tcW w:w="1956" w:type="dxa"/>
+            <w:tcW w:w="1967" w:type="dxa"/>
           </w:tcPr>
           <w:p>
             <w:pPr>
@@ -167,7 +167,7 @@
         </w:tc>
         <w:tc>
           <w:tcPr>
-            <w:tcW w:w="1843" w:type="dxa"/>
+            <w:tcW w:w="1967" w:type="dxa"/>
           </w:tcPr>
           <w:p>
             <w:pPr>
@@ -191,7 +191,7 @@
         </w:tc>
         <w:tc>
           <w:tcPr>
-            <w:tcW w:w="1843" w:type="dxa"/>
+            <w:tcW w:w="1967" w:type="dxa"/>
           </w:tcPr>
           <w:p>
             <w:pPr>
@@ -215,7 +215,7 @@
         </w:tc>
         <w:tc>
           <w:tcPr>
-            <w:tcW w:w="1842" w:type="dxa"/>
+            <w:tcW w:w="1968" w:type="dxa"/>
           </w:tcPr>
           <w:p>
             <w:pPr>
@@ -239,7 +239,7 @@
         </w:tc>
         <w:tc>
           <w:tcPr>
-            <w:tcW w:w="2127" w:type="dxa"/>
+            <w:tcW w:w="1967" w:type="dxa"/>
           </w:tcPr>
           <w:p>
             <w:pPr>
@@ -263,7 +263,7 @@
         </w:tc>
         <w:tc>
           <w:tcPr>
-            <w:tcW w:w="2126" w:type="dxa"/>
+            <w:tcW w:w="1967" w:type="dxa"/>
           </w:tcPr>
           <w:p>
             <w:pPr>
@@ -287,7 +287,7 @@
         </w:tc>
         <w:tc>
           <w:tcPr>
-            <w:tcW w:w="2410" w:type="dxa"/>
+            <w:tcW w:w="1968" w:type="dxa"/>
           </w:tcPr>
           <w:p>
             <w:pPr>
@@ -316,7 +316,7 @@
         </w:trPr>
         <w:tc>
           <w:tcPr>
-            <w:tcW w:w="852" w:type="dxa"/>
+            <w:tcW w:w="1018" w:type="dxa"/>
           </w:tcPr>
           <w:p>
             <w:pPr>
@@ -342,7 +342,7 @@
         </w:tc>
         <w:tc>
           <w:tcPr>
-            <w:tcW w:w="708" w:type="dxa"/>
+            <w:tcW w:w="918" w:type="dxa"/>
           </w:tcPr>
           <w:p>
             <w:pPr>
@@ -368,112 +368,112 @@
         </w:tc>
         <w:tc>
           <w:tcPr>
-            <w:tcW w:w="1956" w:type="dxa"/>
-          </w:tcPr>
-          <w:p>
-            <w:pPr>
-              <w:rPr>
-                <w:rFonts w:ascii="標楷體" w:eastAsia="標楷體" w:hAnsi="標楷體"/>
-                <w:b/>
-                <w:bCs/>
-                <w:sz w:val="18"/>
-                <w:szCs w:val="18"/>
-              </w:rPr>
-            </w:pPr>
-          </w:p>
-        </w:tc>
-        <w:tc>
-          <w:tcPr>
-            <w:tcW w:w="1843" w:type="dxa"/>
-          </w:tcPr>
-          <w:p>
-            <w:pPr>
-              <w:rPr>
-                <w:rFonts w:ascii="標楷體" w:eastAsia="標楷體" w:hAnsi="標楷體"/>
-                <w:b/>
-                <w:bCs/>
-                <w:sz w:val="18"/>
-                <w:szCs w:val="18"/>
-              </w:rPr>
-            </w:pPr>
-          </w:p>
-        </w:tc>
-        <w:tc>
-          <w:tcPr>
-            <w:tcW w:w="1843" w:type="dxa"/>
-          </w:tcPr>
-          <w:p>
-            <w:pPr>
-              <w:rPr>
-                <w:rFonts w:ascii="標楷體" w:eastAsia="標楷體" w:hAnsi="標楷體"/>
-                <w:b/>
-                <w:bCs/>
-                <w:sz w:val="18"/>
-                <w:szCs w:val="18"/>
-              </w:rPr>
-            </w:pPr>
-          </w:p>
-        </w:tc>
-        <w:tc>
-          <w:tcPr>
-            <w:tcW w:w="1842" w:type="dxa"/>
-          </w:tcPr>
-          <w:p>
-            <w:pPr>
-              <w:rPr>
-                <w:rFonts w:ascii="標楷體" w:eastAsia="標楷體" w:hAnsi="標楷體"/>
-                <w:b/>
-                <w:bCs/>
-                <w:sz w:val="18"/>
-                <w:szCs w:val="18"/>
-              </w:rPr>
-            </w:pPr>
-          </w:p>
-        </w:tc>
-        <w:tc>
-          <w:tcPr>
-            <w:tcW w:w="2127" w:type="dxa"/>
-          </w:tcPr>
-          <w:p>
-            <w:pPr>
-              <w:rPr>
-                <w:rFonts w:ascii="標楷體" w:eastAsia="標楷體" w:hAnsi="標楷體"/>
-                <w:b/>
-                <w:bCs/>
-                <w:sz w:val="18"/>
-                <w:szCs w:val="18"/>
-              </w:rPr>
-            </w:pPr>
-          </w:p>
-        </w:tc>
-        <w:tc>
-          <w:tcPr>
-            <w:tcW w:w="2126" w:type="dxa"/>
-          </w:tcPr>
-          <w:p>
-            <w:pPr>
-              <w:rPr>
-                <w:rFonts w:ascii="標楷體" w:eastAsia="標楷體" w:hAnsi="標楷體"/>
-                <w:b/>
-                <w:bCs/>
-                <w:sz w:val="18"/>
-                <w:szCs w:val="18"/>
-              </w:rPr>
-            </w:pPr>
-          </w:p>
-        </w:tc>
-        <w:tc>
-          <w:tcPr>
-            <w:tcW w:w="2410" w:type="dxa"/>
-          </w:tcPr>
-          <w:p>
-            <w:pPr>
-              <w:rPr>
-                <w:rFonts w:ascii="標楷體" w:eastAsia="標楷體" w:hAnsi="標楷體"/>
-                <w:b/>
-                <w:bCs/>
-                <w:sz w:val="18"/>
-                <w:szCs w:val="18"/>
+            <w:tcW w:w="1967" w:type="dxa"/>
+          </w:tcPr>
+          <w:p>
+            <w:pPr>
+              <w:rPr>
+                <w:rFonts w:ascii="標楷體" w:eastAsia="標楷體" w:hAnsi="標楷體"/>
+                <w:b/>
+                <w:bCs/>
+                <w:sz w:val="20"/>
+                <w:szCs w:val="20"/>
+              </w:rPr>
+            </w:pPr>
+          </w:p>
+        </w:tc>
+        <w:tc>
+          <w:tcPr>
+            <w:tcW w:w="1967" w:type="dxa"/>
+          </w:tcPr>
+          <w:p>
+            <w:pPr>
+              <w:rPr>
+                <w:rFonts w:ascii="標楷體" w:eastAsia="標楷體" w:hAnsi="標楷體"/>
+                <w:b/>
+                <w:bCs/>
+                <w:sz w:val="20"/>
+                <w:szCs w:val="20"/>
+              </w:rPr>
+            </w:pPr>
+          </w:p>
+        </w:tc>
+        <w:tc>
+          <w:tcPr>
+            <w:tcW w:w="1967" w:type="dxa"/>
+          </w:tcPr>
+          <w:p>
+            <w:pPr>
+              <w:rPr>
+                <w:rFonts w:ascii="標楷體" w:eastAsia="標楷體" w:hAnsi="標楷體"/>
+                <w:b/>
+                <w:bCs/>
+                <w:sz w:val="20"/>
+                <w:szCs w:val="20"/>
+              </w:rPr>
+            </w:pPr>
+          </w:p>
+        </w:tc>
+        <w:tc>
+          <w:tcPr>
+            <w:tcW w:w="1968" w:type="dxa"/>
+          </w:tcPr>
+          <w:p>
+            <w:pPr>
+              <w:rPr>
+                <w:rFonts w:ascii="標楷體" w:eastAsia="標楷體" w:hAnsi="標楷體"/>
+                <w:b/>
+                <w:bCs/>
+                <w:sz w:val="20"/>
+                <w:szCs w:val="20"/>
+              </w:rPr>
+            </w:pPr>
+          </w:p>
+        </w:tc>
+        <w:tc>
+          <w:tcPr>
+            <w:tcW w:w="1967" w:type="dxa"/>
+          </w:tcPr>
+          <w:p>
+            <w:pPr>
+              <w:rPr>
+                <w:rFonts w:ascii="標楷體" w:eastAsia="標楷體" w:hAnsi="標楷體"/>
+                <w:b/>
+                <w:bCs/>
+                <w:sz w:val="20"/>
+                <w:szCs w:val="20"/>
+              </w:rPr>
+            </w:pPr>
+          </w:p>
+        </w:tc>
+        <w:tc>
+          <w:tcPr>
+            <w:tcW w:w="1967" w:type="dxa"/>
+          </w:tcPr>
+          <w:p>
+            <w:pPr>
+              <w:rPr>
+                <w:rFonts w:ascii="標楷體" w:eastAsia="標楷體" w:hAnsi="標楷體"/>
+                <w:b/>
+                <w:bCs/>
+                <w:sz w:val="20"/>
+                <w:szCs w:val="20"/>
+              </w:rPr>
+            </w:pPr>
+          </w:p>
+        </w:tc>
+        <w:tc>
+          <w:tcPr>
+            <w:tcW w:w="1968" w:type="dxa"/>
+          </w:tcPr>
+          <w:p>
+            <w:pPr>
+              <w:rPr>
+                <w:rFonts w:ascii="標楷體" w:eastAsia="標楷體" w:hAnsi="標楷體"/>
+                <w:b/>
+                <w:bCs/>
+                <w:sz w:val="20"/>
+                <w:szCs w:val="20"/>
               </w:rPr>
             </w:pPr>
           </w:p>
